--- a/projects/valuepickr-open-screen/docs/Bhagwati Autocast.docx
+++ b/projects/valuepickr-open-screen/docs/Bhagwati Autocast.docx
@@ -813,6 +813,160 @@
           <w:szCs w:val="18"/>
         </w:rPr>
         <w:t xml:space="preserve">This is independent research and analysis for informational purposes only, not personalized financial or investment advice. Past multi-bagger performance and forum/social sentiment are not indicators of future returns. Do your own due diligence before investing.</w:t>
+      </w:r>
+    </w:p>
+    <w:p/>
+    <w:p>
+      <w:r>
+        <w:rPr>
+          <w:b/>
+          <w:sz w:val="28"/>
+        </w:rPr>
+        <w:t>🔄 RESEARCH UPDATE - 2026-10-05</w:t>
+      </w:r>
+    </w:p>
+    <w:p>
+      <w:r>
+        <w:rPr>
+          <w:b/>
+        </w:rPr>
+        <w:t>📊 Key Metrics:</w:t>
+      </w:r>
+    </w:p>
+    <w:p>
+      <w:pPr>
+        <w:ind w:left="360"/>
+      </w:pPr>
+      <w:r>
+        <w:t xml:space="preserve">  • Company: Bhagwati Autocast Ltd</w:t>
+      </w:r>
+    </w:p>
+    <w:p>
+      <w:pPr>
+        <w:ind w:left="360"/>
+      </w:pPr>
+      <w:r>
+        <w:t xml:space="preserve">  • Conviction: Not rated</w:t>
+      </w:r>
+    </w:p>
+    <w:p>
+      <w:pPr>
+        <w:ind w:left="360"/>
+      </w:pPr>
+      <w:r>
+        <w:t xml:space="preserve">  • Thesis: neither</w:t>
+      </w:r>
+    </w:p>
+    <w:p>
+      <w:pPr>
+        <w:ind w:left="360"/>
+      </w:pPr>
+      <w:r>
+        <w:t xml:space="preserve">  • 4-Box Score: 1.5</w:t>
+      </w:r>
+    </w:p>
+    <w:p>
+      <w:pPr>
+        <w:ind w:left="360"/>
+      </w:pPr>
+      <w:r>
+        <w:t xml:space="preserve">  • Research Date: 2026-09-26</w:t>
+      </w:r>
+    </w:p>
+    <w:p>
+      <w:pPr>
+        <w:ind w:left="360"/>
+      </w:pPr>
+      <w:r>
+        <w:t xml:space="preserve">  • Red Flag: None</w:t>
+      </w:r>
+    </w:p>
+    <w:p/>
+    <w:p>
+      <w:r>
+        <w:rPr>
+          <w:b/>
+        </w:rPr>
+        <w:t>📝 Verdict:</w:t>
+      </w:r>
+    </w:p>
+    <w:p>
+      <w:pPr>
+        <w:ind w:left="360"/>
+      </w:pPr>
+    </w:p>
+    <w:p/>
+    <w:p>
+      <w:r>
+        <w:rPr>
+          <w:b/>
+        </w:rPr>
+        <w:t>📈 Bull Case:</w:t>
+      </w:r>
+    </w:p>
+    <w:p>
+      <w:pPr>
+        <w:ind w:left="360"/>
+      </w:pPr>
+      <w:r>
+        <w:t>Strong Q1 FY27: revenue +28% YoY, PAT +54%, hit upper circuit; ROCE ~21%, low debt, ~74% promoter holding</w:t>
+      </w:r>
+    </w:p>
+    <w:p>
+      <w:pPr>
+        <w:ind w:left="360"/>
+      </w:pPr>
+      <w:r>
+        <w:t>Sits in a priority-1 global theme (forgings/castings — reshoring &amp; Europe deindustrialisation), where a small Indian foundry could in principle pick up export orders</w:t>
+      </w:r>
+    </w:p>
+    <w:p>
+      <w:pPr>
+        <w:ind w:left="360"/>
+      </w:pPr>
+      <w:r>
+        <w:t>Cheap on trailing numbers (~14x) after a strong quarter</w:t>
+      </w:r>
+    </w:p>
+    <w:p/>
+    <w:p>
+      <w:r>
+        <w:rPr>
+          <w:b/>
+        </w:rPr>
+        <w:t>📉 Bear Case:</w:t>
+      </w:r>
+    </w:p>
+    <w:p>
+      <w:pPr>
+        <w:ind w:left="360"/>
+      </w:pPr>
+      <w:r>
+        <w:t>Weak multi-year record (~10% five-year sales CAGR); the Q1 FY27 jump has no disclosed cause (order, export programme, capacity)</w:t>
+      </w:r>
+    </w:p>
+    <w:p>
+      <w:pPr>
+        <w:ind w:left="360"/>
+      </w:pPr>
+      <w:r>
+        <w:t>No evidence of the reshoring/export tailwind actually flowing to Bhagwati — it presents as a domestic auto-ancillary foundry</w:t>
+      </w:r>
+    </w:p>
+    <w:p>
+      <w:pPr>
+        <w:ind w:left="360"/>
+      </w:pPr>
+      <w:r>
+        <w:t>Commodity job-shop foundry — no pricing power, customer-concentration risk</w:t>
+      </w:r>
+    </w:p>
+    <w:p>
+      <w:pPr>
+        <w:ind w:left="360"/>
+      </w:pPr>
+      <w:r>
+        <w:t>Micro-cap (~Rs 207 Cr), illiquid, re-rated ~107% in a year; lead is from an untrusted X handle</w:t>
       </w:r>
     </w:p>
     <w:sectPr>
